--- a/docentes/administrativo/Paquete del docente · perfil administrativo.docx
+++ b/docentes/administrativo/Paquete del docente · perfil administrativo.docx
@@ -65,7 +65,7 @@
           <w:sz w:val="21"/>
           <w:szCs w:val="21"/>
         </w:rPr>
-        <w:t xml:space="preserve">Pivot Power · 15 de octubre de 2026 · fechas según el cronograma ajustado del 15 de octubre</w:t>
+        <w:t xml:space="preserve">Pivot Power · 19 de octubre de 2026 · fechas según el cronograma ajustado del 19 de octubre</w:t>
       </w:r>
     </w:p>
     <w:p>
@@ -428,7 +428,7 @@
                 <w:sz w:val="19"/>
                 <w:szCs w:val="19"/>
               </w:rPr>
-              <w:t xml:space="preserve">Mié 21 oct</w:t>
+              <w:t xml:space="preserve">Vie 23 oct</w:t>
             </w:r>
           </w:p>
         </w:tc>
@@ -459,7 +459,7 @@
                 <w:sz w:val="19"/>
                 <w:szCs w:val="19"/>
               </w:rPr>
-              <w:t xml:space="preserve">Vie 23 oct</w:t>
+              <w:t xml:space="preserve">Mar 27 oct</w:t>
             </w:r>
           </w:p>
         </w:tc>
@@ -1343,7 +1343,7 @@
           <w:sz w:val="21"/>
           <w:szCs w:val="21"/>
         </w:rPr>
-        <w:t xml:space="preserve">El encuentro 2 del Taller 1 cae el 28 de octubre, tres días fuera de la ventana administrativa del día 25. La dirección del programa gestiona la excepción con Carolina Rivera.</w:t>
+        <w:t xml:space="preserve">El encuentro 1 del Taller 1 va en viernes 23 de octubre, a la misma hora de 8:00 y en paralelo con el encuentro 1 comercial. El encuentro 2 cae el 28 de octubre, tres días fuera de la ventana administrativa del día 25; la dirección del programa gestiona la excepción con Carolina Rivera.</w:t>
       </w:r>
     </w:p>
     <w:p>
@@ -1837,7 +1837,7 @@
                 <w:sz w:val="19"/>
                 <w:szCs w:val="19"/>
               </w:rPr>
-              <w:t xml:space="preserve">Vie 16 oct</w:t>
+              <w:t xml:space="preserve">Mar 20 oct</w:t>
             </w:r>
           </w:p>
         </w:tc>
@@ -1868,7 +1868,7 @@
                 <w:sz w:val="19"/>
                 <w:szCs w:val="19"/>
               </w:rPr>
-              <w:t xml:space="preserve">Lun 19 oct</w:t>
+              <w:t xml:space="preserve">Vie 23 oct</w:t>
             </w:r>
           </w:p>
         </w:tc>
@@ -1899,7 +1899,7 @@
                 <w:sz w:val="19"/>
                 <w:szCs w:val="19"/>
               </w:rPr>
-              <w:t xml:space="preserve">Mar 20 oct</w:t>
+              <w:t xml:space="preserve">Mié 21 oct</w:t>
             </w:r>
           </w:p>
         </w:tc>
@@ -1930,7 +1930,7 @@
                 <w:sz w:val="19"/>
                 <w:szCs w:val="19"/>
               </w:rPr>
-              <w:t xml:space="preserve">Mié 21 oct</w:t>
+              <w:t xml:space="preserve">Vie 23 oct</w:t>
             </w:r>
           </w:p>
         </w:tc>
@@ -2750,7 +2750,7 @@
           <w:sz w:val="21"/>
           <w:szCs w:val="21"/>
         </w:rPr>
-        <w:t xml:space="preserve">El Taller 1 arranca en seis días. Sus fechas de entrega las fijó la dirección del programa para esta semana; de T2 en adelante rigen las de la hoja «Preparación de materiales» del cronograma.</w:t>
+        <w:t xml:space="preserve">El Taller 1 arranca el viernes 23 de octubre. El guion y la presentación del encuentro 1 van el martes 20, la prueba técnica el miércoles 21 y los materiales del encuentro 2 con la evaluación el viernes 23. De T2 en adelante rigen las fechas de la hoja «Preparación de materiales» del cronograma.</w:t>
       </w:r>
     </w:p>
     <w:p>
@@ -6997,7 +6997,7 @@
                 <w:sz w:val="19"/>
                 <w:szCs w:val="19"/>
               </w:rPr>
-              <w:t xml:space="preserve">Todas las fechas del programa: encuentros, retos, preparación de materiales, decisiones y pendientes. Vale la versión del 15 de octubre.</w:t>
+              <w:t xml:space="preserve">Todas las fechas del programa: encuentros, retos, preparación de materiales, decisiones y pendientes. Vale la versión del 19 de octubre.</w:t>
             </w:r>
           </w:p>
         </w:tc>
@@ -8182,7 +8182,7 @@
                 <w:sz w:val="20"/>
                 <w:szCs w:val="20"/>
               </w:rPr>
-              <w:t xml:space="preserve">Lee el Taller 1 de tu perfil en el temario y en la guía de contenido, elige el caso de la demostración en la guía de casos y envía el guion a Jessica Peña el viernes 16 oct de octubre. La prueba técnica del Taller 1 se agenda en Teams en la fecha de la tabla de la sección 2.</w:t>
+              <w:t xml:space="preserve">Lee el Taller 1 de tu perfil en el temario y en la guía de contenido, elige el caso de la demostración en la guía de casos y envía el guion a Jessica Peña el martes 20 oct de octubre. La prueba técnica del Taller 1 se agenda en Teams en la fecha de la tabla de la sección 2.</w:t>
             </w:r>
           </w:p>
         </w:tc>
@@ -8256,7 +8256,7 @@
         <w:sz w:val="16"/>
         <w:szCs w:val="16"/>
       </w:rPr>
-      <w:t xml:space="preserve">Pivot Power · 15 de octubre de 2026</w:t>
+      <w:t xml:space="preserve">Pivot Power · 19 de octubre de 2026</w:t>
     </w:r>
     <w:r>
       <w:rPr>

--- a/docentes/administrativo/Paquete del docente · perfil administrativo.docx
+++ b/docentes/administrativo/Paquete del docente · perfil administrativo.docx
@@ -4697,7 +4697,7 @@
           <w:sz w:val="21"/>
           <w:szCs w:val="21"/>
         </w:rPr>
-        <w:t xml:space="preserve">El temario detallado trae cada taller completo: objetivo, competencias, temáticas, casos, herramientas, ejercicios, evaluación y errores que vigilar. La guía de contenido dice cómo se arma: bloques, diapositivas y lo que no puede faltar de T2 a T6. Esta tabla resume el mapa y conecta cada taller con su sesión de Teams y con los retos de los jueves que lo refuerzan.</w:t>
+        <w:t xml:space="preserve">El temario de tu perfil trae cada taller completo: objetivo, competencias, temáticas, casos, herramientas, ejercicios, evaluación y errores que vigilar. La guía de contenido dice cómo se arma: bloques, diapositivas y lo que no puede faltar de T2 a T6. Esta tabla resume el mapa y conecta cada taller con su sesión de Teams y con los retos de los jueves que lo refuerzan.</w:t>
       </w:r>
     </w:p>
     <w:tbl>
@@ -6077,7 +6077,7 @@
           <w:sz w:val="21"/>
           <w:szCs w:val="21"/>
         </w:rPr>
-        <w:t xml:space="preserve">Resultados parciales con corte del 14 de octubre, 415 personas con índice completo. Los ajustes taller por taller están en «Ajustes a los talleres», sección 5. Los que más pesan en tu preparación:</w:t>
+        <w:t xml:space="preserve">Resultados parciales con corte del 14 de octubre, 415 personas con índice completo. Los ajustes taller por taller están en «Ajustes a los talleres · perfil administrativo», sección 4, y el resumen completo en «Resumen del diagnóstico · perfil administrativo». Los que más pesan en tu preparación:</w:t>
       </w:r>
     </w:p>
     <w:p>
@@ -6255,7 +6255,7 @@
                 <w:sz w:val="20"/>
                 <w:szCs w:val="20"/>
               </w:rPr>
-              <w:t xml:space="preserve">El paquete trae los resultados agregados por perfil. Los nombres, las empresas y los puntajes de cada persona quedan con la dirección del programa. Cuando necesites un dato por grupo o por sede, pídelo a Jessica Peña.</w:t>
+              <w:t xml:space="preserve">El paquete trae los resultados agregados de tu perfil. Los nombres, las empresas y los puntajes de cada persona quedan con la dirección del programa. Cuando necesites un dato por grupo o por sede, pídelo a Jessica Peña.</w:t>
             </w:r>
           </w:p>
         </w:tc>
@@ -7100,7 +7100,7 @@
                 <w:sz w:val="19"/>
                 <w:szCs w:val="19"/>
               </w:rPr>
-              <w:t xml:space="preserve">Temario detallado de los 12 talleres</w:t>
+              <w:t xml:space="preserve">Temario detallado · perfil administrativo</w:t>
             </w:r>
           </w:p>
         </w:tc>
@@ -7131,7 +7131,7 @@
                 <w:sz w:val="19"/>
                 <w:szCs w:val="19"/>
               </w:rPr>
-              <w:t xml:space="preserve">Contenido completo de cada taller. Lee los seis de tu perfil y los seis del otro, para que los dos programas se hablen.</w:t>
+              <w:t xml:space="preserve">Contenido completo de tus seis talleres, con los elementos del método, las herramientas, los casos de tu perfil y los retos de los jueves.</w:t>
             </w:r>
           </w:p>
         </w:tc>
@@ -7167,7 +7167,7 @@
                 <w:sz w:val="19"/>
                 <w:szCs w:val="19"/>
               </w:rPr>
-              <w:t xml:space="preserve">Guía de contenido por taller</w:t>
+              <w:t xml:space="preserve">Resumen del diagnóstico · perfil administrativo</w:t>
             </w:r>
           </w:p>
         </w:tc>
@@ -7198,7 +7198,7 @@
                 <w:sz w:val="19"/>
                 <w:szCs w:val="19"/>
               </w:rPr>
-              <w:t xml:space="preserve">Bloques, minutos y diapositivas de cada encuentro; mapa del Taller 1; lo que no puede faltar de T2 a T6; checklist de entrega. Las fechas que trae están superadas por este documento.</w:t>
+              <w:t xml:space="preserve">Lo que el diagnóstico encontró en tu perfil: índices, situaciones que resolvió bien y mal, uso de IA, cómo trabaja hoy, condiciones de conexión, grupos y qué cambia en tus talleres.</w:t>
             </w:r>
           </w:p>
         </w:tc>
@@ -7234,7 +7234,7 @@
                 <w:sz w:val="19"/>
                 <w:szCs w:val="19"/>
               </w:rPr>
-              <w:t xml:space="preserve">Guía de casos de G&amp;J</w:t>
+              <w:t xml:space="preserve">Guía de contenido · perfil administrativo</w:t>
             </w:r>
           </w:p>
         </w:tc>
@@ -7265,7 +7265,7 @@
                 <w:sz w:val="19"/>
                 <w:szCs w:val="19"/>
               </w:rPr>
-              <w:t xml:space="preserve">Los casos reales de las mesas de trabajo, con su dato. Cada demostración toma uno de aquí.</w:t>
+              <w:t xml:space="preserve">Bloques, minutos y diapositivas de cada encuentro; mapa de tu Taller 1; lo que no puede faltar de T2 a T6; checklist de entrega.</w:t>
             </w:r>
           </w:p>
         </w:tc>
@@ -7301,7 +7301,7 @@
                 <w:sz w:val="19"/>
                 <w:szCs w:val="19"/>
               </w:rPr>
-              <w:t xml:space="preserve">Kit del docente</w:t>
+              <w:t xml:space="preserve">Guía de casos de G&amp;J · perfil administrativo</w:t>
             </w:r>
           </w:p>
         </w:tc>
@@ -7332,7 +7332,7 @@
                 <w:sz w:val="19"/>
                 <w:szCs w:val="19"/>
               </w:rPr>
-              <w:t xml:space="preserve">Formato «Mi proceso», estructura de la evaluación, prompts base y piezas que se repiten en todos los talleres.</w:t>
+              <w:t xml:space="preserve">Los casos reales de las mesas de trabajo que se usan en tu perfil, con su dato. Cada demostración toma uno de aquí.</w:t>
             </w:r>
           </w:p>
         </w:tc>
@@ -7368,7 +7368,7 @@
                 <w:sz w:val="19"/>
                 <w:szCs w:val="19"/>
               </w:rPr>
-              <w:t xml:space="preserve">Manual de puntajes y reconocimiento</w:t>
+              <w:t xml:space="preserve">Kit del docente</w:t>
             </w:r>
           </w:p>
         </w:tc>
@@ -7399,7 +7399,7 @@
                 <w:sz w:val="19"/>
                 <w:szCs w:val="19"/>
               </w:rPr>
-              <w:t xml:space="preserve">Cómo suman puntos la asistencia, los retos, la evaluación y «Mi proceso». Lo que anuncias en la apertura y en el cierre.</w:t>
+              <w:t xml:space="preserve">Formato «Mi proceso», estructura de la evaluación, prompts base y piezas que se repiten en todos los talleres.</w:t>
             </w:r>
           </w:p>
         </w:tc>
@@ -7435,7 +7435,7 @@
                 <w:sz w:val="19"/>
                 <w:szCs w:val="19"/>
               </w:rPr>
-              <w:t xml:space="preserve">Ajustes a los talleres · diagnóstico y política de IA</w:t>
+              <w:t xml:space="preserve">Manual de puntajes y reconocimiento</w:t>
             </w:r>
           </w:p>
         </w:tc>
@@ -7466,7 +7466,74 @@
                 <w:sz w:val="19"/>
                 <w:szCs w:val="19"/>
               </w:rPr>
-              <w:t xml:space="preserve">Lo que cambia en cada taller a partir del diagnóstico y de la política. Sección 3 para todos; sección 5 para tu perfil; sección 6 para los retos.</w:t>
+              <w:t xml:space="preserve">Cómo suman puntos la asistencia, los retos, la evaluación y «Mi proceso». Lo que anuncias en la apertura y en el cierre.</w:t>
+            </w:r>
+          </w:p>
+        </w:tc>
+      </w:tr>
+      <w:tr>
+        <w:trPr>
+          <w:cantSplit/>
+        </w:trPr>
+        <w:tc>
+          <w:tcPr>
+            <w:tcW w:type="dxa" w:w="3590"/>
+            <w:tcBorders>
+              <w:top w:val="single" w:color="DEDED9" w:sz="6"/>
+              <w:left w:val="none" w:color="FFFFFF" w:sz="0"/>
+              <w:bottom w:val="single" w:color="DEDED9" w:sz="6"/>
+              <w:right w:val="none" w:color="FFFFFF" w:sz="0"/>
+            </w:tcBorders>
+            <w:tcMar>
+              <w:top w:type="dxa" w:w="80"/>
+              <w:left w:type="dxa" w:w="110"/>
+              <w:bottom w:type="dxa" w:w="80"/>
+              <w:right w:type="dxa" w:w="110"/>
+            </w:tcMar>
+          </w:tcPr>
+          <w:p>
+            <w:pPr>
+              <w:spacing w:after="40" w:line="260"/>
+            </w:pPr>
+            <w:r>
+              <w:rPr>
+                <w:rFonts w:ascii="Atkinson Hyperlegible Next" w:cs="Atkinson Hyperlegible Next" w:eastAsia="Atkinson Hyperlegible Next" w:hAnsi="Atkinson Hyperlegible Next"/>
+                <w:color w:val="0D0D0C"/>
+                <w:sz w:val="19"/>
+                <w:szCs w:val="19"/>
+              </w:rPr>
+              <w:t xml:space="preserve">Ajustes a los talleres · perfil administrativo</w:t>
+            </w:r>
+          </w:p>
+        </w:tc>
+        <w:tc>
+          <w:tcPr>
+            <w:tcW w:type="dxa" w:w="6382"/>
+            <w:tcBorders>
+              <w:top w:val="single" w:color="DEDED9" w:sz="6"/>
+              <w:left w:val="none" w:color="FFFFFF" w:sz="0"/>
+              <w:bottom w:val="single" w:color="DEDED9" w:sz="6"/>
+              <w:right w:val="none" w:color="FFFFFF" w:sz="0"/>
+            </w:tcBorders>
+            <w:tcMar>
+              <w:top w:type="dxa" w:w="80"/>
+              <w:left w:type="dxa" w:w="110"/>
+              <w:bottom w:type="dxa" w:w="80"/>
+              <w:right w:type="dxa" w:w="110"/>
+            </w:tcMar>
+          </w:tcPr>
+          <w:p>
+            <w:pPr>
+              <w:spacing w:after="40" w:line="260"/>
+            </w:pPr>
+            <w:r>
+              <w:rPr>
+                <w:rFonts w:ascii="Atkinson Hyperlegible Next" w:cs="Atkinson Hyperlegible Next" w:eastAsia="Atkinson Hyperlegible Next" w:hAnsi="Atkinson Hyperlegible Next"/>
+                <w:color w:val="0D0D0C"/>
+                <w:sz w:val="19"/>
+                <w:szCs w:val="19"/>
+              </w:rPr>
+              <w:t xml:space="preserve">Lo que cambia en cada taller a partir del diagnóstico y de la política. Sección 3 para los seis talleres, sección 4 taller por taller, sección 5 para los retos.</w:t>
             </w:r>
           </w:p>
         </w:tc>
@@ -8182,7 +8249,7 @@
                 <w:sz w:val="20"/>
                 <w:szCs w:val="20"/>
               </w:rPr>
-              <w:t xml:space="preserve">Lee el Taller 1 de tu perfil en el temario y en la guía de contenido, elige el caso de la demostración en la guía de casos y envía el guion a Jessica Peña el martes 20 oct de octubre. La prueba técnica del Taller 1 se agenda en Teams en la fecha de la tabla de la sección 2.</w:t>
+              <w:t xml:space="preserve">Lee el resumen del diagnóstico, el Taller 1 en el temario y en la guía de contenido, elige el caso de la demostración en la guía de casos y envía el guion a Jessica Peña el martes 20 oct de octubre. La prueba técnica del Taller 1 se agenda en Teams en la fecha de la tabla de la sección 2.</w:t>
             </w:r>
           </w:p>
         </w:tc>

--- a/docentes/administrativo/Paquete del docente · perfil administrativo.docx
+++ b/docentes/administrativo/Paquete del docente · perfil administrativo.docx
@@ -65,7 +65,7 @@
           <w:sz w:val="21"/>
           <w:szCs w:val="21"/>
         </w:rPr>
-        <w:t xml:space="preserve">Pivot Power · 19 de octubre de 2026 · fechas según el cronograma ajustado del 19 de octubre</w:t>
+        <w:t xml:space="preserve">Pivot Power · 27 de octubre de 2026 · fechas según el cronograma ajustado del 19 de octubre</w:t>
       </w:r>
     </w:p>
     <w:p>
@@ -6077,7 +6077,7 @@
           <w:sz w:val="21"/>
           <w:szCs w:val="21"/>
         </w:rPr>
-        <w:t xml:space="preserve">Resultados parciales con corte del 14 de octubre, 415 personas con índice completo. Los ajustes taller por taller están en «Ajustes a los talleres · perfil administrativo», sección 4, y el resumen completo en «Resumen del diagnóstico · perfil administrativo». Los que más pesan en tu preparación:</w:t>
+        <w:t xml:space="preserve">Resultados con corte del 23 de octubre: 332 de 479 administrativos terminaron el diagnóstico. Los ajustes taller por taller están en «Ajustes a los talleres · perfil administrativo», sección 4, y el resumen completo en «Resumen del diagnóstico · perfil administrativo». Los que más pesan en tu preparación:</w:t>
       </w:r>
     </w:p>
     <w:p>
@@ -6096,7 +6096,7 @@
           <w:sz w:val="21"/>
           <w:szCs w:val="21"/>
         </w:rPr>
-        <w:t xml:space="preserve">Más de la mitad del grupo nunca ha abierto una herramienta de IA o la usó una o dos veces en el último mes. El Taller 1 avanza al ritmo del más lento, con una sola herramienta y sin jerga.</w:t>
+        <w:t xml:space="preserve">154 de 332 administrativos, el 46 %, usaron IA una o dos veces o ninguna en el último mes. El Taller 1 avanza al ritmo del más lento, con una sola herramienta y sin jerga.</w:t>
       </w:r>
     </w:p>
     <w:p>
@@ -6115,7 +6115,7 @@
           <w:sz w:val="21"/>
           <w:szCs w:val="21"/>
         </w:rPr>
-        <w:t xml:space="preserve">89 administrativos dedican más de 5 horas semanales a tareas repetitivas. En el Taller 2 cada persona anota cuánto le toma el reporte del mes antes de tocarlo.</w:t>
+        <w:t xml:space="preserve">100 administrativos dedican más de 5 horas semanales a tareas repetitivas. En el Taller 2 cada persona anota cuánto le toma el reporte del mes antes de tocarlo.</w:t>
       </w:r>
     </w:p>
     <w:p>
@@ -6134,7 +6134,7 @@
           <w:sz w:val="21"/>
           <w:szCs w:val="21"/>
         </w:rPr>
-        <w:t xml:space="preserve">103 administrativos hacen informes que también hace otra área, o creen que sí. El Taller 4 levanta el inventario de reportes del área.</w:t>
+        <w:t xml:space="preserve">121 administrativos hacen informes que también hace otra área y 69 creen que sí. El Taller 4 levanta el inventario de reportes del área.</w:t>
       </w:r>
     </w:p>
     <w:p>
@@ -6153,7 +6153,7 @@
           <w:sz w:val="21"/>
           <w:szCs w:val="21"/>
         </w:rPr>
-        <w:t xml:space="preserve">48 personas dicen que su trabajo está sin escribir. El ejercicio de la guía de una página del Taller 4 y el reto 19 se conectan con ellas.</w:t>
+        <w:t xml:space="preserve">32 administrativos dicen que su trabajo está sin escribir. El ejercicio de la guía de una página del Taller 4 y el reto 19 se conectan con ellas.</w:t>
       </w:r>
     </w:p>
     <w:p>
@@ -6191,7 +6191,7 @@
           <w:sz w:val="21"/>
           <w:szCs w:val="21"/>
         </w:rPr>
-        <w:t xml:space="preserve">106 referentes del grupo G4 apoyan a dos compañeros cada uno durante la práctica. Los 43 candidatos a formador interno empiezan ahí su rol.</w:t>
+        <w:t xml:space="preserve">84 referentes del grupo G4 apoyan a dos compañeros cada uno durante la práctica. Los 33 candidatos administrativos a formador interno empiezan ahí su rol.</w:t>
       </w:r>
     </w:p>
     <w:tbl>
@@ -8323,7 +8323,7 @@
         <w:sz w:val="16"/>
         <w:szCs w:val="16"/>
       </w:rPr>
-      <w:t xml:space="preserve">Pivot Power · 19 de octubre de 2026</w:t>
+      <w:t xml:space="preserve">Pivot Power · 27 de octubre de 2026</w:t>
     </w:r>
     <w:r>
       <w:rPr>
